--- a/ru/wisdom-stories/from-the-memoirs-of-a-lady-from-istanbul.docx
+++ b/ru/wisdom-stories/from-the-memoirs-of-a-lady-from-istanbul.docx
@@ -3,98 +3,154 @@
 <w:document xmlns:wpc="http://schemas.microsoft.com/office/word/2010/wordprocessingCanvas" xmlns:mo="http://schemas.microsoft.com/office/mac/office/2008/main" xmlns:mc="http://schemas.openxmlformats.org/markup-compatibility/2006" xmlns:mv="urn:schemas-microsoft-com:mac:vml" xmlns:o="urn:schemas-microsoft-com:office:office" xmlns:r="http://schemas.openxmlformats.org/officeDocument/2006/relationships" xmlns:m="http://schemas.openxmlformats.org/officeDocument/2006/math" xmlns:v="urn:schemas-microsoft-com:vml" xmlns:wp14="http://schemas.microsoft.com/office/word/2010/wordprocessingDrawing" xmlns:wp="http://schemas.openxmlformats.org/drawingml/2006/wordprocessingDrawing" xmlns:w10="urn:schemas-microsoft-com:office:word" xmlns:w="http://schemas.openxmlformats.org/wordprocessingml/2006/main" xmlns:w14="http://schemas.microsoft.com/office/word/2010/wordml" xmlns:wpg="http://schemas.microsoft.com/office/word/2010/wordprocessingGroup" xmlns:wpi="http://schemas.microsoft.com/office/word/2010/wordprocessingInk" xmlns:wne="http://schemas.microsoft.com/office/word/2006/wordml" xmlns:wps="http://schemas.microsoft.com/office/word/2010/wordprocessingShape" mc:Ignorable="w14 wp14">
   <w:body>
     <w:p>
+      <w:pPr>
+        <w:pStyle w:val="Title"/>
+      </w:pPr>
       <w:r>
         <w:t>Из воспоминаний женщины из Стамбула</w:t>
       </w:r>
     </w:p>
     <w:p>
+      <w:pPr/>
       <w:r>
         <w:t>Это был 1919 год. Стамбул был полностью под британской оккупацией. Я только что закончила среднюю школу.</w:t>
       </w:r>
     </w:p>
     <w:p>
+      <w:pPr/>
       <w:r>
-        <w:t>Я была красивой девушкой, и к нам домой приходили послы. Однажды к нам домой пришел молодой человек, представившийся адвокатом, со своими послами. Я увидела этого красивого, высокого парня, и он мне понравился. Мы обручились. Я любила своего жениха… Я хотела создать счастливый дом, поэтому я тклала маленькие полотенца при свете лампы до утра и готовила приданое.</w:t>
+        <w:t>Я была красивой девушкой, и к нам часто приходили сваты. Однажды вместе с ними появился высокий юноша, представившийся адвокатом. Он мне понравился, и мы обручились. Я полюбила жениха и мечтала о счастливой семье. Готовя приданое, до рассвета вышивала полотенца при свете лампы.</w:t>
       </w:r>
     </w:p>
     <w:p>
+      <w:pPr>
+        <w:spacing w:after="80"/>
+      </w:pPr>
       <w:r>
         <w:t>Однажды по соседству распространился слух.</w:t>
       </w:r>
     </w:p>
     <w:p>
+      <w:pPr>
+        <w:spacing w:after="80"/>
+      </w:pPr>
       <w:r>
         <w:t>Говорили: «Жених Айши вовсе не адвокат, он весь день плакал, неся гроб перед мечетью».</w:t>
       </w:r>
     </w:p>
     <w:p>
+      <w:pPr/>
       <w:r>
         <w:t>Я была опустошена. Мы с отцом пошли в мечеть, наблюдали издалека и увидели, что он действительно нес гроб.</w:t>
       </w:r>
     </w:p>
     <w:p>
+      <w:pPr>
+        <w:spacing w:after="80"/>
+      </w:pPr>
       <w:r>
         <w:t>Я была в шоке. Мы попрощались и расстались.</w:t>
       </w:r>
     </w:p>
     <w:p>
+      <w:pPr>
+        <w:spacing w:after="80"/>
+      </w:pPr>
       <w:r>
         <w:t>Прошло пять лет. Я вышла замуж, у меня родился ребенок. Наша страна уже была свободна.</w:t>
       </w:r>
     </w:p>
     <w:p>
+      <w:pPr>
+        <w:spacing w:after="80"/>
+      </w:pPr>
       <w:r>
-        <w:t>Однажды я встретил его в городе. Со мной был мой сын.</w:t>
+        <w:t>Однажды я встретила его в городе. Со мной был сын.</w:t>
       </w:r>
     </w:p>
     <w:p>
+      <w:pPr/>
       <w:r>
-        <w:t>Он остановился, увидев меня. Он нерешительно сказал: «Если у вас есть время, я хотел бы предложить вам чашку чая». Я согласился. Мы зашли в офис.</w:t>
+        <w:t>Увидев меня, он остановился и нерешительно предложил выпить чаю. Я согласилась, и мы зашли в его контору.</w:t>
       </w:r>
     </w:p>
     <w:p>
+      <w:pPr/>
       <w:r>
         <w:t>Это была юридическая фирма; его имя было написано на вывеске на двери. Внутри работали его помощники.</w:t>
       </w:r>
     </w:p>
     <w:p>
+      <w:pPr>
+        <w:spacing w:after="80"/>
+      </w:pPr>
       <w:r>
-        <w:t>«Вы действительно юрист?» — спросил я.</w:t>
+        <w:t>— Значит, вы и в самом деле адвокат? — спросила я.</w:t>
       </w:r>
     </w:p>
     <w:p>
+      <w:pPr>
+        <w:spacing w:after="80"/>
+      </w:pPr>
       <w:r>
-        <w:t>«Да, — ответил он».</w:t>
+        <w:t>— Да, — ответил он.</w:t>
       </w:r>
     </w:p>
     <w:p>
+      <w:pPr>
+        <w:spacing w:after="80"/>
+      </w:pPr>
       <w:r>
         <w:t>«Но если вы юрист, почему вы несли гроб перед мечетью?»</w:t>
       </w:r>
     </w:p>
     <w:p>
+      <w:pPr>
+        <w:spacing w:after="80"/>
+      </w:pPr>
       <w:r>
         <w:t>Он склонил голову и сказал: «Простите меня».</w:t>
       </w:r>
     </w:p>
     <w:p>
+      <w:pPr>
+        <w:keepNext/>
+      </w:pPr>
       <w:r>
         <w:t>«Стамбул был оккупирован. Нас повсюду окружали британские солдаты, они очень тщательно проверяли всё и всех. А мы отправляли гробы с оружием в Анатолию, чтобы помочь Национальным силам, под видом похорон. Это была жизненно важная задача для страны. Я не мог вам этого рассказать…»</w:t>
       </w:r>
     </w:p>
     <w:p>
+      <w:pPr>
+        <w:keepNext/>
+        <w:keepLines/>
+        <w:spacing w:before="160"/>
+      </w:pPr>
       <w:r>
-        <w:t>Мораль: Не судите по внешности; За каждым поступком может скрываться истина, о которой вы не знаете. Наша свобода — результат самоотверженных жертв.</w:t>
+        <w:rPr>
+          <w:b/>
+        </w:rPr>
+        <w:t>Мораль:</w:t>
+      </w:r>
+      <w:r>
+        <w:t xml:space="preserve"> Не спешите судить по тому, что видите. За поступком может стоять правда, которой вы не знаете. Свобода нередко оплачена чьей-то незаметной жертвой.</w:t>
       </w:r>
     </w:p>
     <w:p>
+      <w:pPr>
+        <w:spacing w:after="80"/>
+      </w:pPr>
       <w:r>
+        <w:rPr>
+          <w:i/>
+          <w:sz w:val="18"/>
+        </w:rPr>
         <w:t>«История взята из открытых источников Интернета.»</w:t>
       </w:r>
     </w:p>
     <w:sectPr>
-      <w:pgSz w:w="12240" w:h="15840"/>
-      <w:pgMar w:top="1440" w:right="1800" w:bottom="1440" w:left="1800" w:header="720" w:footer="720" w:gutter="0"/>
+      <w:pgSz w:w="11909" w:h="16834"/>
+      <w:pgMar w:top="1152" w:right="1224" w:bottom="1152" w:left="1224" w:header="720" w:footer="720" w:gutter="0"/>
       <w:cols w:space="720"/>
       <w:docGrid w:linePitch="360"/>
     </w:sectPr>
@@ -465,6 +521,16 @@
     <w:name w:val="Normal"/>
     <w:qFormat/>
     <w:rsid w:val="00FC693F"/>
+    <w:pPr>
+      <w:widowControl/>
+      <w:spacing w:after="120" w:line="269" w:lineRule="auto"/>
+    </w:pPr>
+    <w:rPr>
+      <w:rFonts w:ascii="Arial" w:hAnsi="Arial"/>
+      <w:color w:val="000000"/>
+      <w:sz w:val="22"/>
+      <w:lang w:val="ru-RU"/>
+    </w:rPr>
   </w:style>
   <w:style w:type="paragraph" w:styleId="Header">
     <w:name w:val="header"/>
@@ -807,18 +873,20 @@
     <w:qFormat/>
     <w:rsid w:val="00FC693F"/>
     <w:pPr>
+      <w:keepNext/>
       <w:pBdr>
         <w:bottom w:val="single" w:sz="8" w:space="4" w:color="4F81BD" w:themeColor="accent1"/>
       </w:pBdr>
-      <w:spacing w:after="300" w:line="240" w:lineRule="auto"/>
+      <w:spacing w:after="280" w:line="240" w:lineRule="auto"/>
       <w:contextualSpacing/>
     </w:pPr>
     <w:rPr>
-      <w:rFonts w:asciiTheme="majorHAnsi" w:eastAsiaTheme="majorEastAsia" w:hAnsiTheme="majorHAnsi" w:cstheme="majorBidi"/>
-      <w:color w:val="17365D" w:themeColor="text2" w:themeShade="BF"/>
+      <w:rFonts w:asciiTheme="majorHAnsi" w:eastAsiaTheme="majorEastAsia" w:hAnsiTheme="majorHAnsi" w:cstheme="majorBidi" w:ascii="Arial" w:hAnsi="Arial"/>
+      <w:b/>
+      <w:color w:val="000000"/>
       <w:spacing w:val="5"/>
       <w:kern w:val="28"/>
-      <w:sz w:val="52"/>
+      <w:sz w:val="34"/>
       <w:szCs w:val="52"/>
     </w:rPr>
   </w:style>

--- a/ru/wisdom-stories/from-the-memoirs-of-a-lady-from-istanbul.docx
+++ b/ru/wisdom-stories/from-the-memoirs-of-a-lady-from-istanbul.docx
@@ -13,13 +13,13 @@
     <w:p>
       <w:pPr/>
       <w:r>
-        <w:t>Это был 1919 год. Стамбул был полностью под британской оккупацией. Я только что закончила среднюю школу.</w:t>
+        <w:t>Это был 1919 год. Стамбул был полностью под британской оккупацией. Я только что закончила основную школу.</w:t>
       </w:r>
     </w:p>
     <w:p>
       <w:pPr/>
       <w:r>
-        <w:t>Я была красивой девушкой, и к нам часто приходили сваты. Однажды вместе с ними появился высокий юноша, представившийся адвокатом. Он мне понравился, и мы обручились. Я полюбила жениха и мечтала о счастливой семье. Готовя приданое, до рассвета вышивала полотенца при свете лампы.</w:t>
+        <w:t>Я была красивой девушкой, и к нам часто приходили сваты. Однажды вместе с ними появился высокий, красивый юноша, представившийся адвокатом. Он мне понравился, и мы обручились. Я полюбила жениха и мечтала о счастливой семье. Готовя приданое, я до рассвета при свете лампы вязала маленькие полотенца.</w:t>
       </w:r>
     </w:p>
     <w:p>
@@ -35,7 +35,7 @@
         <w:spacing w:after="80"/>
       </w:pPr>
       <w:r>
-        <w:t>Говорили: «Жених Айши вовсе не адвокат, он весь день плакал, неся гроб перед мечетью».</w:t>
+        <w:t>Говорили: «Жених Айше вовсе не адвокат, он зарабатывал на жизнь, нося гробы перед мечетью».</w:t>
       </w:r>
     </w:p>
     <w:p>
@@ -49,7 +49,7 @@
         <w:spacing w:after="80"/>
       </w:pPr>
       <w:r>
-        <w:t>Я была в шоке. Мы попрощались и расстались.</w:t>
+        <w:t>Я была в шоке. Мы вернули помолвку и расстались.</w:t>
       </w:r>
     </w:p>
     <w:p>
@@ -71,7 +71,7 @@
     <w:p>
       <w:pPr/>
       <w:r>
-        <w:t>Увидев меня, он остановился и нерешительно предложил выпить чаю. Я согласилась, и мы зашли в его контору.</w:t>
+        <w:t>Увидев меня, он остановился и нерешительно сказал: «Если у вас есть время, я хотел бы предложить вам чашку чая». Я согласилась, и мы зашли в контору.</w:t>
       </w:r>
     </w:p>
     <w:p>
@@ -117,7 +117,7 @@
         <w:keepNext/>
       </w:pPr>
       <w:r>
-        <w:t>«Стамбул был оккупирован. Нас повсюду окружали британские солдаты, они очень тщательно проверяли всё и всех. А мы отправляли гробы с оружием в Анатолию, чтобы помочь Национальным силам, под видом похорон. Это была жизненно важная задача для страны. Я не мог вам этого рассказать…»</w:t>
+        <w:t>«Стамбул был оккупирован. Нас повсюду окружали британские солдаты, они очень тщательно проверяли всё и всех. А мы отправляли гробы с оружием в Анатолию, чтобы помочь Национальным силам, под видом похорон. Это была жизненно важная задача для страны. Даже вам я не мог этого рассказать…»</w:t>
       </w:r>
     </w:p>
     <w:p>
@@ -130,11 +130,9 @@
         <w:rPr>
           <w:b/>
         </w:rPr>
-        <w:t>Мораль:</w:t>
+        <w:t>Мораль: Не спешите судить по тому, что видите. За поступком может стоять правда, которой вы не знаете. Своей свободой мы обязаны труду и жертвам самоотверженных людей.</w:t>
       </w:r>
-      <w:r>
-        <w:t xml:space="preserve"> Не спешите судить по тому, что видите. За поступком может стоять правда, которой вы не знаете. Свобода нередко оплачена чьей-то незаметной жертвой.</w:t>
-      </w:r>
+      <w:r/>
     </w:p>
     <w:p>
       <w:pPr>
@@ -145,7 +143,7 @@
           <w:i/>
           <w:sz w:val="18"/>
         </w:rPr>
-        <w:t>«История взята из открытых источников Интернета.»</w:t>
+        <w:t>Рассказы взяты из открытых интернет-источников, а иллюстрации созданы с помощью ИИ.</w:t>
       </w:r>
     </w:p>
     <w:sectPr>
